--- a/原题/第四周原题/列表与因子.docx
+++ b/原题/第四周原题/列表与因子.docx
@@ -1056,39 +1056,39 @@
         <w:rPr>
           <w:rFonts w:ascii="Times New Roman" w:hAnsi="Times New Roman" w:cs="Times New Roman"/>
         </w:rPr>
-        <w:t>修改列表</w:t>
+        <w:t>修改列表my.list2中vector向量</w:t>
       </w:r>
       <w:proofErr w:type="spellStart"/>
       <w:r>
         <w:rPr>
           <w:rFonts w:ascii="Times New Roman" w:hAnsi="Times New Roman" w:cs="Times New Roman"/>
         </w:rPr>
-        <w:t>my.</w:t>
-      </w:r>
-      <w:r>
-        <w:rPr>
-          <w:rFonts w:ascii="Times New Roman" w:hAnsi="Times New Roman" w:cs="Times New Roman"/>
-        </w:rPr>
-        <w:t>list</w:t>
+        <w:t/>
+      </w:r>
+      <w:r>
+        <w:rPr>
+          <w:rFonts w:ascii="Times New Roman" w:hAnsi="Times New Roman" w:cs="Times New Roman"/>
+        </w:rPr>
+        <w:t/>
       </w:r>
       <w:proofErr w:type="spellEnd"/>
       <w:r>
         <w:rPr>
           <w:rFonts w:ascii="Times New Roman" w:hAnsi="Times New Roman" w:cs="Times New Roman"/>
         </w:rPr>
-        <w:t>中</w:t>
-      </w:r>
-      <w:r>
-        <w:rPr>
-          <w:rFonts w:ascii="Times New Roman" w:hAnsi="Times New Roman" w:cs="Times New Roman"/>
-        </w:rPr>
-        <w:t>vector</w:t>
-      </w:r>
-      <w:r>
-        <w:rPr>
-          <w:rFonts w:ascii="Times New Roman" w:hAnsi="Times New Roman" w:cs="Times New Roman"/>
-        </w:rPr>
-        <w:t>向量的最后一个元素，将其改为</w:t>
+        <w:t/>
+      </w:r>
+      <w:r>
+        <w:rPr>
+          <w:rFonts w:ascii="Times New Roman" w:hAnsi="Times New Roman" w:cs="Times New Roman"/>
+        </w:rPr>
+        <w:t/>
+      </w:r>
+      <w:r>
+        <w:rPr>
+          <w:rFonts w:ascii="Times New Roman" w:hAnsi="Times New Roman" w:cs="Times New Roman"/>
+        </w:rPr>
+        <w:t>的最后一个元素，将其改为</w:t>
       </w:r>
       <w:r>
         <w:rPr>
